--- a/public/training/dhcp/SecureByDesign-dhcp-Workbook.docx
+++ b/public/training/dhcp/SecureByDesign-dhcp-Workbook.docx
@@ -136,7 +136,7 @@
           <w:sz w:val="21"/>
           <w:szCs w:val="21"/>
         </w:rPr>
-        <w:t xml:space="preserve">Design and build the workstation VLAN's addressing service on SBD-DHCP01: a full-subnet scope with exclusions and the three options clients trust, directory authorization, the core's relay verified rather than built, client names registered under one dedicated low-privilege account with name protection, a lease history kept beyond Windows' weekly overwrite, backups, and a proof that a name takeover fails.</w:t>
+        <w:t xml:space="preserve">Design and build the workstation VLAN's addressing service on SBD-DHCP01: a full-subnet scope with exclusions and the three options clients trust, directory authorization, the core's relay verified rather than built, client names registered under one dedicated low-privilege account with name protection, a lease history kept beyond Windows' weekly overwrite, the restore note course 1.19's backup relies on, and a proof that a name takeover fails.</w:t>
       </w:r>
     </w:p>
     <w:p>
@@ -311,7 +311,7 @@
             <w:sz w:val="21"/>
             <w:szCs w:val="21"/>
           </w:rPr>
-          <w:t xml:space="preserve">04  Audit leases and back up the server</w:t>
+          <w:t xml:space="preserve">04  Audit leases and write the restore note</w:t>
         </w:r>
       </w:hyperlink>
     </w:p>
@@ -428,7 +428,7 @@
           <w:sz w:val="21"/>
           <w:szCs w:val="21"/>
         </w:rPr>
-        <w:t xml:space="preserve">SBD-DHCP01 hands the workstation VLAN its addresses, and with them the gateway, the DNS servers, and the domain name every client will trust. This course designs that service, builds it on a member server, registers client names under one dedicated low-privilege account, keeps its lease trail and backups, and proves it with a test client. It runs before the tiered administration plane exists: Tier 0 steps happen at SBD-DC01's console, and SBD-DHCP01 is run at its own console by a server-administration group that course 1.8 adopts as Tier 1. The core's DHCP relay is part of the network's build, so this course verifies it and never changes the router. Evidence goes in C:\Evidence\dhcp — on SBD-DHCP01 for the server's own records, and on SBD-DC01 for the Tier 0 steps — and course 1.8 carries each to its tier's seat. Scope values are sample values from Inside the Network.</w:t>
+        <w:t xml:space="preserve">SBD-DHCP01 hands the workstation VLAN its addresses, and with them the gateway, the DNS servers, and the domain name every client will trust. This course designs that service, builds it on a member server, registers client names under one dedicated low-privilege account, keeps its lease trail, writes the restore note that course 1.19's backup of the server relies on, and proves it with a test client. It runs before the tiered administration plane exists: Tier 0 steps happen at SBD-DC01's console, and SBD-DHCP01 is run at its own console by a server-administration group that course 1.8 adopts as Tier 1. The core's DHCP relay is part of the network's build, so this course verifies it and never changes the router. Evidence goes in C:\Evidence\dhcp — on SBD-DHCP01 for the server's own records, and on SBD-DC01 for the Tier 0 steps — and course 1.8 carries each to its tier's seat. Scope values are sample values from Inside the Network.</w:t>
       </w:r>
     </w:p>
     <w:p>
@@ -484,7 +484,7 @@
           <w:sz w:val="21"/>
           <w:szCs w:val="21"/>
         </w:rPr>
-        <w:t xml:space="preserve">Provision a Windows Server virtual machine for SBD-DHCP01 (10.0.20.10, VLAN 20) with a second volume for its backups and audit-log copies (D: in this sample), and a disposable Windows client virtual machine on VLAN 80 for testing, named SBD-TEST80 in this sample, with sbd.test as its primary DNS suffix and left out of the domain. Turn off the hypervisor's time synchronization on both, as course 1.3 requires of every virtual machine.</w:t>
+        <w:t xml:space="preserve">Provision a Windows Server virtual machine for SBD-DHCP01 (10.0.20.10, VLAN 20) with a second volume for its audit-log copies (D: in this sample), and a disposable Windows client virtual machine on VLAN 80 for testing, named SBD-TEST80 in this sample, with sbd.test as its primary DNS suffix and left out of the domain. Turn off the hypervisor's time synchronization on both, as course 1.3 requires of every virtual machine.</w:t>
       </w:r>
     </w:p>
     <w:p>
@@ -597,7 +597,7 @@
           <w:sz w:val="21"/>
           <w:szCs w:val="21"/>
         </w:rPr>
-        <w:t xml:space="preserve">Keep the lease history and backups, and prove the service, including a refused name takeover.</w:t>
+        <w:t xml:space="preserve">Keep the lease history, write the restore note for course 1.19's backup, and prove the service, including a refused name takeover.</w:t>
       </w:r>
     </w:p>
     <w:p>
@@ -2029,7 +2029,7 @@
           <w:sz w:val="21"/>
           <w:szCs w:val="21"/>
         </w:rPr>
-        <w:t xml:space="preserve">Install Windows Server on SBD-DHCP01 with its static address (10.0.20.10/24, the core's 10.0.20.1 as gateway, both domain controllers as DNS servers) and its hypervisor time synchronization off, then, at its console, join it straight into the Servers OU with Add-Computer -OUPath and a server-administration account, so course 1.5's member-server policies apply from first boot. After the restart, still as the local Administrator (the STIG policy may have renamed it), make SBD Tier 1 Admins the only domain group in its local Administrators group, in place of Domain Admins, as the member-server STIG expects; from then on, work as your server-administration account.</w:t>
+        <w:t xml:space="preserve">Install Windows Server on SBD-DHCP01 with its static address (10.0.20.10/24, the core's 10.0.20.1 as gateway, both domain controllers as DNS servers) and its hypervisor time synchronization off, then, at its console, join it straight into the Servers OU with Add-Computer -OUPath and a server-administration account, so course 1.5's member-server policies apply from first boot. After the restart, still as the local Administrator (the STIG policy may have renamed it), make SBD Tier 1 Admins the only domain group in its local Administrators group, in place of Domain Admins, per the current member-server STIG; from then on, work as your server-administration account.</w:t>
       </w:r>
     </w:p>
     <w:p>
@@ -3368,7 +3368,7 @@
           <w:sz w:val="21"/>
           <w:szCs w:val="21"/>
         </w:rPr>
-        <w:t xml:space="preserve">Create the update account there too: a standard user (svc-dhcp-dns in this sample) in the Admin OU and in Domain Users only, with a random password of at least 15 characters, set not to expire, as the STIG allows for an application account whose password its owner changes at least once a year and whenever someone who knew it leaves. It needs no DNS permission of its own: any authenticated account may create a record in a secure zone and becomes the owner of what it creates. Keep DnsUpdateProxy empty: records its members create are left unsecured, so the next device to update the name takes it over.</w:t>
+        <w:t xml:space="preserve">Create the update account there too: a standard user (svc-dhcp-dns in this sample) in the Admin OU and in Domain Users only, with a long random password — at least the length the current STIG sets for manually managed application accounts — set not to expire, which the current STIG allows for an application account whose owner changes the password on the schedule the STIG sets and whenever someone who knew it leaves. It needs no DNS permission of its own: any authenticated account may create a record in a secure zone and becomes the owner of what it creates. Keep DnsUpdateProxy empty: records its members create are left unsecured, so the next device to update the name takes it over.</w:t>
       </w:r>
     </w:p>
     <w:p>
@@ -3425,7 +3425,7 @@
           <w:sz w:val="21"/>
           <w:szCs w:val="21"/>
         </w:rPr>
-        <w:t xml:space="preserve">Record the decision: one update identity for VLAN 80, its owner, where the sealed password lives, and that after any password change you set the credential again on SBD-DHCP01, because registrations fail until you do. With every VLAN 80 record owned by that one account, the server cleans up names when leases end, so VLAN 80 doesn't depend on scavenging, which course 1.2 left as a separate decision.</w:t>
+        <w:t xml:space="preserve">Record the decision: one update identity for VLAN 80, its owner, where the sealed password lives, and that after any password change you set the credential again on SBD-DHCP01, because registrations fail until you do. With every VLAN 80 record owned by that one account, the server cleans up names when leases end, so VLAN 80 doesn't depend on scavenging, which course 1.2 left as a separate decision. Course 1.13 finishes the picture for the fleet: it turns off the workstations' own DNS self-registration by GPO on the Workstations OU, with the reason recorded, so SBD-DHCP01, as svc-dhcp-dns, stays the only writer of their records.</w:t>
       </w:r>
     </w:p>
     <w:p>
@@ -4432,7 +4432,7 @@
           <w:sz w:val="40"/>
           <w:szCs w:val="40"/>
         </w:rPr>
-        <w:t xml:space="preserve">Audit leases and back up the server</w:t>
+        <w:t xml:space="preserve">Audit leases and write the restore note</w:t>
       </w:r>
       <w:bookmarkEnd w:id="6"/>
     </w:p>
@@ -4463,7 +4463,7 @@
           <w:sz w:val="20"/>
           <w:szCs w:val="20"/>
         </w:rPr>
-        <w:t xml:space="preserve">A router's deny log names addresses, not machines; the DHCP audit log is how you turn an address at a moment in time into a workstation. Keep that log longer than the week Windows keeps it, review who holds leases, know what an unauthorized DHCP server can and can't do here, and back the server up so it can be rebuilt.</w:t>
+        <w:t xml:space="preserve">A router's deny log names addresses, not machines; the DHCP audit log is how you turn an address at a moment in time into a workstation. Keep that log longer than the week Windows keeps it, review who holds leases, know what an unauthorized DHCP server can and can't do here, and write the restore note that course 1.19's backup of the server relies on.</w:t>
       </w:r>
     </w:p>
     <w:p>
@@ -4538,7 +4538,7 @@
           <w:sz w:val="21"/>
           <w:szCs w:val="21"/>
         </w:rPr>
-        <w:t xml:space="preserve">Back up the DHCP database and configuration, and record what a restore needs.</w:t>
+        <w:t xml:space="preserve">Explain why the automatic database copy isn't a backup, and write the restore note course 1.19's DHCP backup relies on.</w:t>
       </w:r>
     </w:p>
     <w:p>
@@ -4594,7 +4594,7 @@
           <w:sz w:val="21"/>
           <w:szCs w:val="21"/>
         </w:rPr>
-        <w:t xml:space="preserve">Keep every day: a daily task, running as SYSTEM shortly after midnight, copies the previous day's file to D:\DHCP\AuditArchive under its date and appends its SHA-256 hash to a catalog. Keep the copies as long as your records requirement says — a year in this sample, like the audit repository course 1.11 builds — because lease history is what ties an address in any log to a machine.</w:t>
+        <w:t xml:space="preserve">Keep every day: a daily task, running as SYSTEM shortly after midnight, copies the previous day's file to D:\DHCP\AuditArchive under its date and appends its SHA-256 hash to a catalog. Keep the copies as long as your records requirement says — the period depends on your environment and policy, so record the value you chose and why — because lease history is what ties an address in any log to a machine.</w:t>
       </w:r>
     </w:p>
     <w:p>
@@ -4651,7 +4651,7 @@
           <w:sz w:val="21"/>
           <w:szCs w:val="21"/>
         </w:rPr>
-        <w:t xml:space="preserve">Back up what a rebuild needs. Windows backs the database up every 60 minutes, but to %windir%\System32\dhcp\backup on the same disk, so take a backup now with Backup-DhcpServer, export the configuration and leases with Export-DhcpServer, copy both to D:\Backups\DHCP, and hash them. The DNS update credential isn't in the backup, so the restore steps say to set it again from the sealed record; course 1.19 carries member-server backups like these to the offline cabinet.</w:t>
+        <w:t xml:space="preserve">Write the restore note. Windows backs the DHCP database up every 60 minutes, but to %windir%\System32\dhcp\backup on the same disk, so that copy fails with the server and isn't a backup of it. Course 1.19 defines and schedules SBD-DHCP01's backup — the database and an export of the configuration and leases — with every other system's, so this course sets up no backup job. What belongs here is what a restore will need: the DNS update credential isn't in a DHCP backup, so after any restore it is set again with Set-DhcpServerDnsCredential from the sealed record, before names register.</w:t>
       </w:r>
     </w:p>
     <w:p>
@@ -4877,7 +4877,7 @@
           <w:sz w:val="18"/>
           <w:szCs w:val="18"/>
         </w:rPr>
-        <w:t xml:space="preserve"># Backups: the database and a readable export, hashed on the second volume</w:t>
+        <w:t xml:space="preserve"># For the restore note: the automatic copy sits on the same disk (BackupPath), so course 1.19 schedules the real backup</w:t>
       </w:r>
     </w:p>
     <w:p>
@@ -4893,13 +4893,13 @@
           <w:sz w:val="18"/>
           <w:szCs w:val="18"/>
         </w:rPr>
-        <w:t xml:space="preserve">$b = 'D:\Backups\DHCP\{0:yyyy-MM-dd}' -f (Get-Date); New-Item -ItemType Directory $b -Force | Out-Null</w:t>
-      </w:r>
-    </w:p>
-    <w:p>
-      <w:pPr>
-        <w:shd w:fill="F1F7FA" w:color="auto" w:val="clear"/>
-        <w:spacing w:after="0" w:before="0" w:line="252" w:lineRule="auto"/>
+        <w:t xml:space="preserve">Get-DhcpServerDatabase</w:t>
+      </w:r>
+    </w:p>
+    <w:p>
+      <w:pPr>
+        <w:shd w:fill="F1F7FA" w:color="auto" w:val="clear"/>
+        <w:spacing w:after="160" w:before="0" w:line="252" w:lineRule="auto"/>
         <w:ind w:left="160" w:right="160"/>
       </w:pPr>
       <w:r>
@@ -4909,39 +4909,7 @@
           <w:sz w:val="18"/>
           <w:szCs w:val="18"/>
         </w:rPr>
-        <w:t xml:space="preserve">Backup-DhcpServer -Path (Join-Path $dir 'backup'); Copy-Item (Join-Path $dir 'backup') (Join-Path $b 'database') -Recurse</w:t>
-      </w:r>
-    </w:p>
-    <w:p>
-      <w:pPr>
-        <w:shd w:fill="F1F7FA" w:color="auto" w:val="clear"/>
-        <w:spacing w:after="0" w:before="0" w:line="252" w:lineRule="auto"/>
-        <w:ind w:left="160" w:right="160"/>
-      </w:pPr>
-      <w:r>
-        <w:rPr>
-          <w:rFonts w:ascii="Consolas" w:cs="Consolas" w:eastAsia="Consolas" w:hAnsi="Consolas"/>
-          <w:color w:val="193448"/>
-          <w:sz w:val="18"/>
-          <w:szCs w:val="18"/>
-        </w:rPr>
-        <w:t xml:space="preserve">Export-DhcpServer -File (Join-Path $b 'SBD-DHCP01.xml') -Leases</w:t>
-      </w:r>
-    </w:p>
-    <w:p>
-      <w:pPr>
-        <w:shd w:fill="F1F7FA" w:color="auto" w:val="clear"/>
-        <w:spacing w:after="160" w:before="0" w:line="252" w:lineRule="auto"/>
-        <w:ind w:left="160" w:right="160"/>
-      </w:pPr>
-      <w:r>
-        <w:rPr>
-          <w:rFonts w:ascii="Consolas" w:cs="Consolas" w:eastAsia="Consolas" w:hAnsi="Consolas"/>
-          <w:color w:val="193448"/>
-          <w:sz w:val="18"/>
-          <w:szCs w:val="18"/>
-        </w:rPr>
-        <w:t xml:space="preserve">Get-ChildItem $b -Recurse -File | Get-FileHash -Algorithm SHA256 | Export-Csv ('{0}-hashes.csv' -f $b) -NoTypeInformation</w:t>
+        <w:t xml:space="preserve">Get-DhcpServerDnsCredential   # the account the note says to set again after any restore (never the password)</w:t>
       </w:r>
     </w:p>
     <w:p>
@@ -4971,7 +4939,7 @@
           <w:sz w:val="20"/>
           <w:szCs w:val="20"/>
         </w:rPr>
-        <w:t xml:space="preserve">Audit logging is on with free space to spare; yesterday's file sits in the archive under its date, with its hash in the catalog; the lease list holds only known machines; Get-DhcpServerInDC lists SBD-DHCP01 alone; and a dated database backup and XML export sit in D:\Backups\DHCP with their hashes.</w:t>
+        <w:t xml:space="preserve">Audit logging is on with free space to spare; yesterday's file sits in the archive under its date, with its hash in the catalog; the lease list holds only known machines; Get-DhcpServerInDC lists SBD-DHCP01 alone; and the restore note names the credential step for course 1.19's backup.</w:t>
       </w:r>
     </w:p>
     <w:p>
@@ -5003,7 +4971,7 @@
           <w:sz w:val="21"/>
           <w:szCs w:val="21"/>
         </w:rPr>
-        <w:t xml:space="preserve">Evidence to keep: Keep the audit log settings, the archive catalog, the dated lease review, the authorized-server list, and the backup set with its hash list and restore note.</w:t>
+        <w:t xml:space="preserve">Evidence to keep: Keep the audit log settings, the archive catalog, the dated lease review, the authorized-server list, and the restore note for course 1.19.</w:t>
       </w:r>
     </w:p>
     <w:tbl>
@@ -5550,7 +5518,7 @@
           <w:sz w:val="20"/>
           <w:szCs w:val="20"/>
         </w:rPr>
-        <w:t xml:space="preserve">Each day's lease history is archived with a hash before Windows reuses the file.  Leases and the authorized-server list are reviewed; authorization stops only Windows servers.  The database and a readable export are backed up, with the credential step written beside them.</w:t>
+        <w:t xml:space="preserve">Each day's lease history is archived with a hash before Windows reuses the file.  Leases and the authorized-server list are reviewed; authorization stops only Windows servers.  The automatic database copy isn't a backup: course 1.19 backs the server up, and the credential step is written for its restore.</w:t>
       </w:r>
     </w:p>
     <w:p>
@@ -5634,23 +5602,6 @@
             <w:szCs w:val="18"/>
             <w:u w:val="single"/>
           </w:rPr>
-          <w:t xml:space="preserve">Microsoft · Export-DhcpServer</w:t>
-        </w:r>
-      </w:hyperlink>
-    </w:p>
-    <w:p>
-      <w:pPr>
-        <w:spacing w:after="60" w:before="0" w:line="288" w:lineRule="auto"/>
-      </w:pPr>
-      <w:hyperlink w:history="1" r:id="rId13">
-        <w:r>
-          <w:rPr>
-            <w:rFonts w:ascii="Arial" w:cs="Arial" w:eastAsia="Arial" w:hAnsi="Arial"/>
-            <w:color w:val="20647C"/>
-            <w:sz w:val="18"/>
-            <w:szCs w:val="18"/>
-            <w:u w:val="single"/>
-          </w:rPr>
           <w:t xml:space="preserve">Microsoft · Get-FileHash</w:t>
         </w:r>
       </w:hyperlink>
@@ -5891,7 +5842,7 @@
           <w:sz w:val="21"/>
           <w:szCs w:val="21"/>
         </w:rPr>
-        <w:t xml:space="preserve">Seal both halves of the record, each into its own manifest: C:\Evidence\dhcp on SBD-DHCP01 (design, build sheet, scope export, registration and takeover results, audit catalog, backup hashes, baseline) and C:\Evidence\dhcp on SBD-DC01 (authorization, reverse zone, update account, record owner). Course 1.8 carries each to its tier's seat.</w:t>
+        <w:t xml:space="preserve">Seal both halves of the record, each into its own manifest: C:\Evidence\dhcp on SBD-DHCP01 (design, build sheet, scope export, registration and takeover results, audit catalog, restore note, baseline) and C:\Evidence\dhcp on SBD-DC01 (authorization, reverse zone, update account, record owner). Course 1.8 carries each to its tier's seat.</w:t>
       </w:r>
     </w:p>
     <w:p>
@@ -5910,7 +5861,7 @@
           <w:sz w:val="21"/>
           <w:szCs w:val="21"/>
         </w:rPr>
-        <w:t xml:space="preserve">Write the handoff to course 1.8: SBD-DHCP01 serves VLAN 80 and registers names as svc-dhcp-dns; SBD Tier 1 Admins runs it, still at its console; the test client stays for course 1.8's proof, where it joins the domain as the Tier 2 test machine; and course 1.13 adds the Network Policy Server role for 802.1X to this server.</w:t>
+        <w:t xml:space="preserve">Write the handoff to course 1.8: SBD-DHCP01 serves VLAN 80 and registers names as svc-dhcp-dns; SBD Tier 1 Admins runs it, still at its console; the test client stays for course 1.8's proof, where it joins the domain as the Tier 2 test machine; course 1.13 adds the Network Policy Server role for 802.1X to this server; and course 1.19 schedules its backup.</w:t>
       </w:r>
     </w:p>
     <w:p>
@@ -7324,7 +7275,7 @@
                 <w:sz w:val="19"/>
                 <w:szCs w:val="19"/>
               </w:rPr>
-              <w:t xml:space="preserve">04  Audit leases and back up the server</w:t>
+              <w:t xml:space="preserve">04  Audit leases and write the restore note</w:t>
             </w:r>
           </w:p>
         </w:tc>

--- a/public/training/dhcp/SecureByDesign-dhcp-Workbook.docx
+++ b/public/training/dhcp/SecureByDesign-dhcp-Workbook.docx
@@ -428,7 +428,7 @@
           <w:sz w:val="21"/>
           <w:szCs w:val="21"/>
         </w:rPr>
-        <w:t xml:space="preserve">SBD-DHCP01 hands the workstation VLAN its addresses, and with them the gateway, the DNS servers, and the domain name every client will trust. This course designs that service, builds it on a member server, registers client names under one dedicated low-privilege account, keeps its lease trail, writes the restore note that course 1.19's backup of the server relies on, and proves it with a test client. It runs before the tiered administration plane exists: Tier 0 steps happen at SBD-DC01's console, and SBD-DHCP01 is run at its own console by a server-administration group that course 1.8 adopts as Tier 1. The core's DHCP relay is part of the network's build, so this course verifies it and never changes the router. Evidence goes in C:\Evidence\dhcp — on SBD-DHCP01 for the server's own records, and on SBD-DC01 for the Tier 0 steps — and course 1.8 carries each to its tier's seat. Scope values are sample values from Inside the Network.</w:t>
+        <w:t xml:space="preserve">SBD-DHCP01 hands the workstation VLAN its addresses, and with them the gateway, the DNS servers, and the domain name every client will trust. This course designs that service, builds it on a member server, registers client names under one dedicated low-privilege account, keeps its lease trail, writes the restore note that course 1.19's backup of the server relies on, and proves it with a test client. It runs before the tiered administration plane exists: Tier 0 steps happen at SBD-DC01's console, and SBD-DHCP01 is run at its own console by a server-administration group that course 1.8 adopts as Tier 1. The core's DHCP relay is part of the network's build, so this course verifies it and never changes the router. Evidence goes in C:\Evidence\dhcp — on SBD-DHCP01 for the server's own records, and on SBD-DC01 for the Tier 0 steps — and course 1.8 carries each to its tier's seat. Scope values are sample values from the System Hub.</w:t>
       </w:r>
     </w:p>
     <w:p>
@@ -963,7 +963,7 @@
           <w:sz w:val="21"/>
           <w:szCs w:val="21"/>
         </w:rPr>
-        <w:t xml:space="preserve">Design the scope the way Microsoft recommends: the whole subnet, 10.0.80.1–254 with mask 255.255.255.0, then exclusion ranges for what must never be leased — 10.0.80.1–99, which holds the core's gateway at .1, and 10.0.80.200–254 — leaving the pool at 10.0.80.100–199, as Inside the Network records it. One hundred addresses cover the fifty PCs, test clients, and replacement machines whose old leases haven't expired. Plan no reservations: a reservation is keyed to a MAC address that any device can claim, so it is an addressing convenience, never an identity check; if a device ever needs one, record it with an owner and a reason.</w:t>
+        <w:t xml:space="preserve">Design the scope the way Microsoft recommends: the whole subnet, 10.0.80.1–254 with mask 255.255.255.0, then exclusion ranges for what must never be leased — 10.0.80.1–99, which holds the core's gateway at .1, and 10.0.80.200–254 — leaving the pool at 10.0.80.100–199, as the System Hub records it. One hundred addresses cover the fifty PCs, test clients, and replacement machines whose old leases haven't expired. Plan no reservations: a reservation is keyed to a MAC address that any device can claim, so it is an addressing convenience, never an identity check; if a device ever needs one, record it with an owner and a reason.</w:t>
       </w:r>
     </w:p>
     <w:p>
@@ -1020,7 +1020,7 @@
           <w:sz w:val="21"/>
           <w:szCs w:val="21"/>
         </w:rPr>
-        <w:t xml:space="preserve">Confirm the paths. Rule F04 in Inside the Network lets VLAN 80 reach SBD-DHCP01 on UDP 67/68 through the core's DHCP relay, owned by the network owner; the relay is part of the network's build, so verify it from the network's record with the network owner — it must forward to 10.0.20.10 and nowhere else, which lesson 2's first lease then proves — and take any gap to the network owner rather than changing the router. As a domain member, SBD-DHCP01 also uses F01 (DNS), F02 (Kerberos), F03 (directory), and F09 (time); its registrations ride F01, and A02 already lists it for course 1.8's Tier 1 seat.</w:t>
+        <w:t xml:space="preserve">Confirm the paths. Rule F04 in the System Hub lets VLAN 80 reach SBD-DHCP01 on UDP 67/68 through the core's DHCP relay, owned by the network owner; the relay is part of the network's build, so verify it from the network's record with the network owner — it must forward to 10.0.20.10 and nowhere else, which lesson 2's first lease then proves — and take any gap to the network owner rather than changing the router. As a domain member, SBD-DHCP01 also uses F01 (DNS), F02 (Kerberos), F03 (directory), and F09 (time); its registrations ride F01, and A02 already lists it for course 1.8's Tier 1 seat.</w:t>
       </w:r>
     </w:p>
     <w:p>
